--- a/Pubali/1.docx
+++ b/Pubali/1.docx
@@ -13,6 +13,8 @@
           <w:szCs w:val="28"/>
         </w:rPr>
       </w:pPr>
+      <w:bookmarkStart w:id="0" w:name="_GoBack"/>
+      <w:bookmarkEnd w:id="0"/>
       <w:proofErr w:type="gramStart"/>
       <w:r>
         <w:rPr>
@@ -9989,7 +9991,7 @@
           <w:szCs w:val="28"/>
         </w:rPr>
         <w:pict>
-          <v:rect id="_x0000_i1046" style="width:0;height:1.5pt" o:hralign="center" o:hrstd="t" o:hr="t" fillcolor="#a0a0a0" stroked="f"/>
+          <v:rect id="_x0000_i1025" style="width:0;height:1.5pt" o:hralign="center" o:hrstd="t" o:hr="t" fillcolor="#a0a0a0" stroked="f"/>
         </w:pict>
       </w:r>
     </w:p>
@@ -12472,7 +12474,7 @@
           <w:szCs w:val="28"/>
         </w:rPr>
         <w:pict>
-          <v:rect id="_x0000_i1063" style="width:0;height:1.5pt" o:hralign="center" o:hrstd="t" o:hr="t" fillcolor="#a0a0a0" stroked="f"/>
+          <v:rect id="_x0000_i1026" style="width:0;height:1.5pt" o:hralign="center" o:hrstd="t" o:hr="t" fillcolor="#a0a0a0" stroked="f"/>
         </w:pict>
       </w:r>
     </w:p>
@@ -14211,17 +14213,7 @@
           <w:sz w:val="28"/>
           <w:szCs w:val="28"/>
         </w:rPr>
-        <w:t xml:space="preserve">1. Real-time ATM </w:t>
-      </w:r>
-      <w:bookmarkStart w:id="0" w:name="_GoBack"/>
-      <w:bookmarkEnd w:id="0"/>
-      <w:r>
-        <w:rPr>
-          <w:color w:val="FF0000"/>
-          <w:sz w:val="28"/>
-          <w:szCs w:val="28"/>
-        </w:rPr>
-        <w:t>Transactions → Queue</w:t>
+        <w:t>1. Real-time ATM Transactions → Queue</w:t>
       </w:r>
     </w:p>
     <w:p>
@@ -15022,14 +15014,7 @@
           <w:sz w:val="28"/>
           <w:szCs w:val="28"/>
         </w:rPr>
-        <w:t xml:space="preserve"> Exam Ready A</w:t>
-      </w:r>
-      <w:r>
-        <w:rPr>
-          <w:sz w:val="28"/>
-          <w:szCs w:val="28"/>
-        </w:rPr>
-        <w:t>nswer</w:t>
+        <w:t xml:space="preserve"> Exam Ready Answer</w:t>
       </w:r>
     </w:p>
     <w:p>
@@ -16795,7 +16780,7 @@
           <w:szCs w:val="28"/>
         </w:rPr>
         <w:pict>
-          <v:rect id="_x0000_i1119" style="width:0;height:1.5pt" o:hralign="center" o:hrstd="t" o:hr="t" fillcolor="#a0a0a0" stroked="f"/>
+          <v:rect id="_x0000_i1027" style="width:0;height:1.5pt" o:hralign="center" o:hrstd="t" o:hr="t" fillcolor="#a0a0a0" stroked="f"/>
         </w:pict>
       </w:r>
     </w:p>
